--- a/docs/proyecto-final/Manual_Usuario_Manos_del_Oriente.docx
+++ b/docs/proyecto-final/Manual_Usuario_Manos_del_Oriente.docx
@@ -11,7 +11,7 @@
           <w:noProof/>
         </w:rPr>
         <w:drawing>
-          <wp:inline distT="0" distB="0" distL="0" distR="0" wp14:anchorId="1FBB4D2B" wp14:editId="6F8C237D">
+          <wp:inline distT="0" distB="0" distL="0" distR="0" wp14:anchorId="0662E53D" wp14:editId="1B010617">
             <wp:extent cx="1296000" cy="1296000"/>
             <wp:effectExtent l="0" t="0" r="0" b="0"/>
             <wp:docPr id="1" name="Picture 1"/>
@@ -249,7 +249,7 @@
       <w:r>
         <w:fldChar w:fldCharType="separate"/>
       </w:r>
-      <w:hyperlink w:anchor="_Toc243920088" w:history="1">
+      <w:hyperlink w:anchor="_Toc243922570" w:history="1">
         <w:r>
           <w:rPr>
             <w:rStyle w:val="Hyperlink"/>
@@ -276,7 +276,7 @@
             <w:noProof/>
             <w:webHidden/>
           </w:rPr>
-          <w:instrText xml:space="preserve"> PAGEREF _Toc243920088 \h </w:instrText>
+          <w:instrText xml:space="preserve"> PAGEREF _Toc243922570 \h </w:instrText>
         </w:r>
         <w:r>
           <w:rPr>
@@ -323,7 +323,7 @@
           <w14:ligatures w14:val="standardContextual"/>
         </w:rPr>
       </w:pPr>
-      <w:hyperlink w:anchor="_Toc243920089" w:history="1">
+      <w:hyperlink w:anchor="_Toc243922571" w:history="1">
         <w:r>
           <w:rPr>
             <w:rStyle w:val="Hyperlink"/>
@@ -350,7 +350,7 @@
             <w:noProof/>
             <w:webHidden/>
           </w:rPr>
-          <w:instrText xml:space="preserve"> PAGEREF _Toc243920089 \h </w:instrText>
+          <w:instrText xml:space="preserve"> PAGEREF _Toc243922571 \h </w:instrText>
         </w:r>
         <w:r>
           <w:rPr>
@@ -397,7 +397,7 @@
           <w14:ligatures w14:val="standardContextual"/>
         </w:rPr>
       </w:pPr>
-      <w:hyperlink w:anchor="_Toc243920090" w:history="1">
+      <w:hyperlink w:anchor="_Toc243922572" w:history="1">
         <w:r>
           <w:rPr>
             <w:rStyle w:val="Hyperlink"/>
@@ -424,7 +424,7 @@
             <w:noProof/>
             <w:webHidden/>
           </w:rPr>
-          <w:instrText xml:space="preserve"> PAGEREF _Toc243920090 \h </w:instrText>
+          <w:instrText xml:space="preserve"> PAGEREF _Toc243922572 \h </w:instrText>
         </w:r>
         <w:r>
           <w:rPr>
@@ -471,7 +471,7 @@
           <w14:ligatures w14:val="standardContextual"/>
         </w:rPr>
       </w:pPr>
-      <w:hyperlink w:anchor="_Toc243920091" w:history="1">
+      <w:hyperlink w:anchor="_Toc243922573" w:history="1">
         <w:r>
           <w:rPr>
             <w:rStyle w:val="Hyperlink"/>
@@ -498,7 +498,7 @@
             <w:noProof/>
             <w:webHidden/>
           </w:rPr>
-          <w:instrText xml:space="preserve"> PAGEREF _Toc243920091 \h </w:instrText>
+          <w:instrText xml:space="preserve"> PAGEREF _Toc243922573 \h </w:instrText>
         </w:r>
         <w:r>
           <w:rPr>
@@ -545,7 +545,7 @@
           <w14:ligatures w14:val="standardContextual"/>
         </w:rPr>
       </w:pPr>
-      <w:hyperlink w:anchor="_Toc243920092" w:history="1">
+      <w:hyperlink w:anchor="_Toc243922574" w:history="1">
         <w:r>
           <w:rPr>
             <w:rStyle w:val="Hyperlink"/>
@@ -572,7 +572,7 @@
             <w:noProof/>
             <w:webHidden/>
           </w:rPr>
-          <w:instrText xml:space="preserve"> PAGEREF _Toc243920092 \h </w:instrText>
+          <w:instrText xml:space="preserve"> PAGEREF _Toc243922574 \h </w:instrText>
         </w:r>
         <w:r>
           <w:rPr>
@@ -619,7 +619,7 @@
           <w14:ligatures w14:val="standardContextual"/>
         </w:rPr>
       </w:pPr>
-      <w:hyperlink w:anchor="_Toc243920093" w:history="1">
+      <w:hyperlink w:anchor="_Toc243922575" w:history="1">
         <w:r>
           <w:rPr>
             <w:rStyle w:val="Hyperlink"/>
@@ -646,7 +646,7 @@
             <w:noProof/>
             <w:webHidden/>
           </w:rPr>
-          <w:instrText xml:space="preserve"> PAGEREF _Toc243920093 \h </w:instrText>
+          <w:instrText xml:space="preserve"> PAGEREF _Toc243922575 \h </w:instrText>
         </w:r>
         <w:r>
           <w:rPr>
@@ -693,7 +693,7 @@
           <w14:ligatures w14:val="standardContextual"/>
         </w:rPr>
       </w:pPr>
-      <w:hyperlink w:anchor="_Toc243920094" w:history="1">
+      <w:hyperlink w:anchor="_Toc243922576" w:history="1">
         <w:r>
           <w:rPr>
             <w:rStyle w:val="Hyperlink"/>
@@ -720,7 +720,7 @@
             <w:noProof/>
             <w:webHidden/>
           </w:rPr>
-          <w:instrText xml:space="preserve"> PAGEREF _Toc243920094 \h </w:instrText>
+          <w:instrText xml:space="preserve"> PAGEREF _Toc243922576 \h </w:instrText>
         </w:r>
         <w:r>
           <w:rPr>
@@ -767,7 +767,7 @@
           <w14:ligatures w14:val="standardContextual"/>
         </w:rPr>
       </w:pPr>
-      <w:hyperlink w:anchor="_Toc243920095" w:history="1">
+      <w:hyperlink w:anchor="_Toc243922577" w:history="1">
         <w:r>
           <w:rPr>
             <w:rStyle w:val="Hyperlink"/>
@@ -794,7 +794,7 @@
             <w:noProof/>
             <w:webHidden/>
           </w:rPr>
-          <w:instrText xml:space="preserve"> PAGEREF _Toc243920095 \h </w:instrText>
+          <w:instrText xml:space="preserve"> PAGEREF _Toc243922577 \h </w:instrText>
         </w:r>
         <w:r>
           <w:rPr>
@@ -841,7 +841,7 @@
           <w14:ligatures w14:val="standardContextual"/>
         </w:rPr>
       </w:pPr>
-      <w:hyperlink w:anchor="_Toc243920096" w:history="1">
+      <w:hyperlink w:anchor="_Toc243922578" w:history="1">
         <w:r>
           <w:rPr>
             <w:rStyle w:val="Hyperlink"/>
@@ -868,7 +868,7 @@
             <w:noProof/>
             <w:webHidden/>
           </w:rPr>
-          <w:instrText xml:space="preserve"> PAGEREF _Toc243920096 \h </w:instrText>
+          <w:instrText xml:space="preserve"> PAGEREF _Toc243922578 \h </w:instrText>
         </w:r>
         <w:r>
           <w:rPr>
@@ -915,7 +915,7 @@
           <w14:ligatures w14:val="standardContextual"/>
         </w:rPr>
       </w:pPr>
-      <w:hyperlink w:anchor="_Toc243920097" w:history="1">
+      <w:hyperlink w:anchor="_Toc243922579" w:history="1">
         <w:r>
           <w:rPr>
             <w:rStyle w:val="Hyperlink"/>
@@ -942,7 +942,7 @@
             <w:noProof/>
             <w:webHidden/>
           </w:rPr>
-          <w:instrText xml:space="preserve"> PAGEREF _Toc243920097 \h </w:instrText>
+          <w:instrText xml:space="preserve"> PAGEREF _Toc243922579 \h </w:instrText>
         </w:r>
         <w:r>
           <w:rPr>
@@ -989,7 +989,7 @@
           <w14:ligatures w14:val="standardContextual"/>
         </w:rPr>
       </w:pPr>
-      <w:hyperlink w:anchor="_Toc243920098" w:history="1">
+      <w:hyperlink w:anchor="_Toc243922580" w:history="1">
         <w:r>
           <w:rPr>
             <w:rStyle w:val="Hyperlink"/>
@@ -1016,7 +1016,7 @@
             <w:noProof/>
             <w:webHidden/>
           </w:rPr>
-          <w:instrText xml:space="preserve"> PAGEREF _Toc243920098 \h </w:instrText>
+          <w:instrText xml:space="preserve"> PAGEREF _Toc243922580 \h </w:instrText>
         </w:r>
         <w:r>
           <w:rPr>
@@ -1063,7 +1063,7 @@
           <w14:ligatures w14:val="standardContextual"/>
         </w:rPr>
       </w:pPr>
-      <w:hyperlink w:anchor="_Toc243920099" w:history="1">
+      <w:hyperlink w:anchor="_Toc243922581" w:history="1">
         <w:r>
           <w:rPr>
             <w:rStyle w:val="Hyperlink"/>
@@ -1090,7 +1090,7 @@
             <w:noProof/>
             <w:webHidden/>
           </w:rPr>
-          <w:instrText xml:space="preserve"> PAGEREF _Toc243920099 \h </w:instrText>
+          <w:instrText xml:space="preserve"> PAGEREF _Toc243922581 \h </w:instrText>
         </w:r>
         <w:r>
           <w:rPr>
@@ -1137,7 +1137,7 @@
           <w14:ligatures w14:val="standardContextual"/>
         </w:rPr>
       </w:pPr>
-      <w:hyperlink w:anchor="_Toc243920100" w:history="1">
+      <w:hyperlink w:anchor="_Toc243922582" w:history="1">
         <w:r>
           <w:rPr>
             <w:rStyle w:val="Hyperlink"/>
@@ -1164,7 +1164,7 @@
             <w:noProof/>
             <w:webHidden/>
           </w:rPr>
-          <w:instrText xml:space="preserve"> PAGEREF _Toc243920100 \h </w:instrText>
+          <w:instrText xml:space="preserve"> PAGEREF _Toc243922582 \h </w:instrText>
         </w:r>
         <w:r>
           <w:rPr>
@@ -1211,7 +1211,7 @@
           <w14:ligatures w14:val="standardContextual"/>
         </w:rPr>
       </w:pPr>
-      <w:hyperlink w:anchor="_Toc243920101" w:history="1">
+      <w:hyperlink w:anchor="_Toc243922583" w:history="1">
         <w:r>
           <w:rPr>
             <w:rStyle w:val="Hyperlink"/>
@@ -1238,7 +1238,7 @@
             <w:noProof/>
             <w:webHidden/>
           </w:rPr>
-          <w:instrText xml:space="preserve"> PAGEREF _Toc243920101 \h </w:instrText>
+          <w:instrText xml:space="preserve"> PAGEREF _Toc243922583 \h </w:instrText>
         </w:r>
         <w:r>
           <w:rPr>
@@ -1285,7 +1285,7 @@
           <w14:ligatures w14:val="standardContextual"/>
         </w:rPr>
       </w:pPr>
-      <w:hyperlink w:anchor="_Toc243920102" w:history="1">
+      <w:hyperlink w:anchor="_Toc243922584" w:history="1">
         <w:r>
           <w:rPr>
             <w:rStyle w:val="Hyperlink"/>
@@ -1312,7 +1312,7 @@
             <w:noProof/>
             <w:webHidden/>
           </w:rPr>
-          <w:instrText xml:space="preserve"> PAGEREF _Toc243920102 \h </w:instrText>
+          <w:instrText xml:space="preserve"> PAGEREF _Toc243922584 \h </w:instrText>
         </w:r>
         <w:r>
           <w:rPr>
@@ -1359,7 +1359,7 @@
           <w14:ligatures w14:val="standardContextual"/>
         </w:rPr>
       </w:pPr>
-      <w:hyperlink w:anchor="_Toc243920103" w:history="1">
+      <w:hyperlink w:anchor="_Toc243922585" w:history="1">
         <w:r>
           <w:rPr>
             <w:rStyle w:val="Hyperlink"/>
@@ -1386,7 +1386,7 @@
             <w:noProof/>
             <w:webHidden/>
           </w:rPr>
-          <w:instrText xml:space="preserve"> PAGEREF _Toc243920103 \h </w:instrText>
+          <w:instrText xml:space="preserve"> PAGEREF _Toc243922585 \h </w:instrText>
         </w:r>
         <w:r>
           <w:rPr>
@@ -1433,7 +1433,7 @@
           <w14:ligatures w14:val="standardContextual"/>
         </w:rPr>
       </w:pPr>
-      <w:hyperlink w:anchor="_Toc243920104" w:history="1">
+      <w:hyperlink w:anchor="_Toc243922586" w:history="1">
         <w:r>
           <w:rPr>
             <w:rStyle w:val="Hyperlink"/>
@@ -1460,7 +1460,7 @@
             <w:noProof/>
             <w:webHidden/>
           </w:rPr>
-          <w:instrText xml:space="preserve"> PAGEREF _Toc243920104 \h </w:instrText>
+          <w:instrText xml:space="preserve"> PAGEREF _Toc243922586 \h </w:instrText>
         </w:r>
         <w:r>
           <w:rPr>
@@ -1507,7 +1507,7 @@
           <w14:ligatures w14:val="standardContextual"/>
         </w:rPr>
       </w:pPr>
-      <w:hyperlink w:anchor="_Toc243920105" w:history="1">
+      <w:hyperlink w:anchor="_Toc243922587" w:history="1">
         <w:r>
           <w:rPr>
             <w:rStyle w:val="Hyperlink"/>
@@ -1534,7 +1534,7 @@
             <w:noProof/>
             <w:webHidden/>
           </w:rPr>
-          <w:instrText xml:space="preserve"> PAGEREF _Toc243920105 \h </w:instrText>
+          <w:instrText xml:space="preserve"> PAGEREF _Toc243922587 \h </w:instrText>
         </w:r>
         <w:r>
           <w:rPr>
@@ -1612,7 +1612,7 @@
       <w:r>
         <w:fldChar w:fldCharType="separate"/>
       </w:r>
-      <w:hyperlink w:anchor="_Toc243920069" w:history="1">
+      <w:hyperlink w:anchor="_Toc243922551" w:history="1">
         <w:r>
           <w:rPr>
             <w:rStyle w:val="Hyperlink"/>
@@ -1647,7 +1647,7 @@
             <w:noProof/>
             <w:webHidden/>
           </w:rPr>
-          <w:instrText xml:space="preserve"> PAGEREF _Toc243920069 \h </w:instrText>
+          <w:instrText xml:space="preserve"> PAGEREF _Toc243922551 \h </w:instrText>
         </w:r>
         <w:r>
           <w:rPr>
@@ -1694,7 +1694,7 @@
           <w14:ligatures w14:val="standardContextual"/>
         </w:rPr>
       </w:pPr>
-      <w:hyperlink w:anchor="_Toc243920070" w:history="1">
+      <w:hyperlink w:anchor="_Toc243922552" w:history="1">
         <w:r>
           <w:rPr>
             <w:rStyle w:val="Hyperlink"/>
@@ -1729,7 +1729,7 @@
             <w:noProof/>
             <w:webHidden/>
           </w:rPr>
-          <w:instrText xml:space="preserve"> PAGEREF _Toc243920070 \h </w:instrText>
+          <w:instrText xml:space="preserve"> PAGEREF _Toc243922552 \h </w:instrText>
         </w:r>
         <w:r>
           <w:rPr>
@@ -1776,7 +1776,7 @@
           <w14:ligatures w14:val="standardContextual"/>
         </w:rPr>
       </w:pPr>
-      <w:hyperlink w:anchor="_Toc243920071" w:history="1">
+      <w:hyperlink w:anchor="_Toc243922553" w:history="1">
         <w:r>
           <w:rPr>
             <w:rStyle w:val="Hyperlink"/>
@@ -1811,7 +1811,7 @@
             <w:noProof/>
             <w:webHidden/>
           </w:rPr>
-          <w:instrText xml:space="preserve"> PAGEREF _Toc243920071 \h </w:instrText>
+          <w:instrText xml:space="preserve"> PAGEREF _Toc243922553 \h </w:instrText>
         </w:r>
         <w:r>
           <w:rPr>
@@ -1873,7 +1873,7 @@
       <w:r>
         <w:fldChar w:fldCharType="separate"/>
       </w:r>
-      <w:hyperlink w:anchor="_Toc243920072" w:history="1">
+      <w:hyperlink w:anchor="_Toc243922554" w:history="1">
         <w:r>
           <w:rPr>
             <w:rStyle w:val="Hyperlink"/>
@@ -1908,7 +1908,7 @@
             <w:noProof/>
             <w:webHidden/>
           </w:rPr>
-          <w:instrText xml:space="preserve"> PAGEREF _Toc243920072 \h </w:instrText>
+          <w:instrText xml:space="preserve"> PAGEREF _Toc243922554 \h </w:instrText>
         </w:r>
         <w:r>
           <w:rPr>
@@ -1955,7 +1955,7 @@
           <w14:ligatures w14:val="standardContextual"/>
         </w:rPr>
       </w:pPr>
-      <w:hyperlink w:anchor="_Toc243920073" w:history="1">
+      <w:hyperlink w:anchor="_Toc243922555" w:history="1">
         <w:r>
           <w:rPr>
             <w:rStyle w:val="Hyperlink"/>
@@ -1990,7 +1990,7 @@
             <w:noProof/>
             <w:webHidden/>
           </w:rPr>
-          <w:instrText xml:space="preserve"> PAGEREF _Toc243920073 \h </w:instrText>
+          <w:instrText xml:space="preserve"> PAGEREF _Toc243922555 \h </w:instrText>
         </w:r>
         <w:r>
           <w:rPr>
@@ -2037,7 +2037,7 @@
           <w14:ligatures w14:val="standardContextual"/>
         </w:rPr>
       </w:pPr>
-      <w:hyperlink w:anchor="_Toc243920074" w:history="1">
+      <w:hyperlink w:anchor="_Toc243922556" w:history="1">
         <w:r>
           <w:rPr>
             <w:rStyle w:val="Hyperlink"/>
@@ -2072,7 +2072,7 @@
             <w:noProof/>
             <w:webHidden/>
           </w:rPr>
-          <w:instrText xml:space="preserve"> PAGEREF _Toc243920074 \h </w:instrText>
+          <w:instrText xml:space="preserve"> PAGEREF _Toc243922556 \h </w:instrText>
         </w:r>
         <w:r>
           <w:rPr>
@@ -2119,7 +2119,7 @@
           <w14:ligatures w14:val="standardContextual"/>
         </w:rPr>
       </w:pPr>
-      <w:hyperlink w:anchor="_Toc243920075" w:history="1">
+      <w:hyperlink w:anchor="_Toc243922557" w:history="1">
         <w:r>
           <w:rPr>
             <w:rStyle w:val="Hyperlink"/>
@@ -2154,7 +2154,7 @@
             <w:noProof/>
             <w:webHidden/>
           </w:rPr>
-          <w:instrText xml:space="preserve"> PAGEREF _Toc243920075 \h </w:instrText>
+          <w:instrText xml:space="preserve"> PAGEREF _Toc243922557 \h </w:instrText>
         </w:r>
         <w:r>
           <w:rPr>
@@ -2201,7 +2201,7 @@
           <w14:ligatures w14:val="standardContextual"/>
         </w:rPr>
       </w:pPr>
-      <w:hyperlink w:anchor="_Toc243920076" w:history="1">
+      <w:hyperlink w:anchor="_Toc243922558" w:history="1">
         <w:r>
           <w:rPr>
             <w:rStyle w:val="Hyperlink"/>
@@ -2236,7 +2236,7 @@
             <w:noProof/>
             <w:webHidden/>
           </w:rPr>
-          <w:instrText xml:space="preserve"> PAGEREF _Toc243920076 \h </w:instrText>
+          <w:instrText xml:space="preserve"> PAGEREF _Toc243922558 \h </w:instrText>
         </w:r>
         <w:r>
           <w:rPr>
@@ -2283,7 +2283,7 @@
           <w14:ligatures w14:val="standardContextual"/>
         </w:rPr>
       </w:pPr>
-      <w:hyperlink w:anchor="_Toc243920077" w:history="1">
+      <w:hyperlink w:anchor="_Toc243922559" w:history="1">
         <w:r>
           <w:rPr>
             <w:rStyle w:val="Hyperlink"/>
@@ -2318,7 +2318,7 @@
             <w:noProof/>
             <w:webHidden/>
           </w:rPr>
-          <w:instrText xml:space="preserve"> PAGEREF _Toc243920077 \h </w:instrText>
+          <w:instrText xml:space="preserve"> PAGEREF _Toc243922559 \h </w:instrText>
         </w:r>
         <w:r>
           <w:rPr>
@@ -2365,7 +2365,7 @@
           <w14:ligatures w14:val="standardContextual"/>
         </w:rPr>
       </w:pPr>
-      <w:hyperlink w:anchor="_Toc243920078" w:history="1">
+      <w:hyperlink w:anchor="_Toc243922560" w:history="1">
         <w:r>
           <w:rPr>
             <w:rStyle w:val="Hyperlink"/>
@@ -2400,7 +2400,7 @@
             <w:noProof/>
             <w:webHidden/>
           </w:rPr>
-          <w:instrText xml:space="preserve"> PAGEREF _Toc243920078 \h </w:instrText>
+          <w:instrText xml:space="preserve"> PAGEREF _Toc243922560 \h </w:instrText>
         </w:r>
         <w:r>
           <w:rPr>
@@ -2447,7 +2447,7 @@
           <w14:ligatures w14:val="standardContextual"/>
         </w:rPr>
       </w:pPr>
-      <w:hyperlink w:anchor="_Toc243920079" w:history="1">
+      <w:hyperlink w:anchor="_Toc243922561" w:history="1">
         <w:r>
           <w:rPr>
             <w:rStyle w:val="Hyperlink"/>
@@ -2482,7 +2482,7 @@
             <w:noProof/>
             <w:webHidden/>
           </w:rPr>
-          <w:instrText xml:space="preserve"> PAGEREF _Toc243920079 \h </w:instrText>
+          <w:instrText xml:space="preserve"> PAGEREF _Toc243922561 \h </w:instrText>
         </w:r>
         <w:r>
           <w:rPr>
@@ -2529,7 +2529,7 @@
           <w14:ligatures w14:val="standardContextual"/>
         </w:rPr>
       </w:pPr>
-      <w:hyperlink w:anchor="_Toc243920080" w:history="1">
+      <w:hyperlink w:anchor="_Toc243922562" w:history="1">
         <w:r>
           <w:rPr>
             <w:rStyle w:val="Hyperlink"/>
@@ -2564,7 +2564,7 @@
             <w:noProof/>
             <w:webHidden/>
           </w:rPr>
-          <w:instrText xml:space="preserve"> PAGEREF _Toc243920080 \h </w:instrText>
+          <w:instrText xml:space="preserve"> PAGEREF _Toc243922562 \h </w:instrText>
         </w:r>
         <w:r>
           <w:rPr>
@@ -2611,7 +2611,7 @@
           <w14:ligatures w14:val="standardContextual"/>
         </w:rPr>
       </w:pPr>
-      <w:hyperlink w:anchor="_Toc243920081" w:history="1">
+      <w:hyperlink w:anchor="_Toc243922563" w:history="1">
         <w:r>
           <w:rPr>
             <w:rStyle w:val="Hyperlink"/>
@@ -2646,7 +2646,7 @@
             <w:noProof/>
             <w:webHidden/>
           </w:rPr>
-          <w:instrText xml:space="preserve"> PAGEREF _Toc243920081 \h </w:instrText>
+          <w:instrText xml:space="preserve"> PAGEREF _Toc243922563 \h </w:instrText>
         </w:r>
         <w:r>
           <w:rPr>
@@ -2693,7 +2693,7 @@
           <w14:ligatures w14:val="standardContextual"/>
         </w:rPr>
       </w:pPr>
-      <w:hyperlink w:anchor="_Toc243920082" w:history="1">
+      <w:hyperlink w:anchor="_Toc243922564" w:history="1">
         <w:r>
           <w:rPr>
             <w:rStyle w:val="Hyperlink"/>
@@ -2728,7 +2728,7 @@
             <w:noProof/>
             <w:webHidden/>
           </w:rPr>
-          <w:instrText xml:space="preserve"> PAGEREF _Toc243920082 \h </w:instrText>
+          <w:instrText xml:space="preserve"> PAGEREF _Toc243922564 \h </w:instrText>
         </w:r>
         <w:r>
           <w:rPr>
@@ -2775,7 +2775,7 @@
           <w14:ligatures w14:val="standardContextual"/>
         </w:rPr>
       </w:pPr>
-      <w:hyperlink w:anchor="_Toc243920083" w:history="1">
+      <w:hyperlink w:anchor="_Toc243922565" w:history="1">
         <w:r>
           <w:rPr>
             <w:rStyle w:val="Hyperlink"/>
@@ -2810,7 +2810,7 @@
             <w:noProof/>
             <w:webHidden/>
           </w:rPr>
-          <w:instrText xml:space="preserve"> PAGEREF _Toc243920083 \h </w:instrText>
+          <w:instrText xml:space="preserve"> PAGEREF _Toc243922565 \h </w:instrText>
         </w:r>
         <w:r>
           <w:rPr>
@@ -2857,7 +2857,7 @@
           <w14:ligatures w14:val="standardContextual"/>
         </w:rPr>
       </w:pPr>
-      <w:hyperlink w:anchor="_Toc243920084" w:history="1">
+      <w:hyperlink w:anchor="_Toc243922566" w:history="1">
         <w:r>
           <w:rPr>
             <w:rStyle w:val="Hyperlink"/>
@@ -2892,7 +2892,7 @@
             <w:noProof/>
             <w:webHidden/>
           </w:rPr>
-          <w:instrText xml:space="preserve"> PAGEREF _Toc243920084 \h </w:instrText>
+          <w:instrText xml:space="preserve"> PAGEREF _Toc243922566 \h </w:instrText>
         </w:r>
         <w:r>
           <w:rPr>
@@ -2939,7 +2939,7 @@
           <w14:ligatures w14:val="standardContextual"/>
         </w:rPr>
       </w:pPr>
-      <w:hyperlink w:anchor="_Toc243920085" w:history="1">
+      <w:hyperlink w:anchor="_Toc243922567" w:history="1">
         <w:r>
           <w:rPr>
             <w:rStyle w:val="Hyperlink"/>
@@ -2974,7 +2974,7 @@
             <w:noProof/>
             <w:webHidden/>
           </w:rPr>
-          <w:instrText xml:space="preserve"> PAGEREF _Toc243920085 \h </w:instrText>
+          <w:instrText xml:space="preserve"> PAGEREF _Toc243922567 \h </w:instrText>
         </w:r>
         <w:r>
           <w:rPr>
@@ -3021,7 +3021,7 @@
           <w14:ligatures w14:val="standardContextual"/>
         </w:rPr>
       </w:pPr>
-      <w:hyperlink w:anchor="_Toc243920086" w:history="1">
+      <w:hyperlink w:anchor="_Toc243922568" w:history="1">
         <w:r>
           <w:rPr>
             <w:rStyle w:val="Hyperlink"/>
@@ -3056,7 +3056,7 @@
             <w:noProof/>
             <w:webHidden/>
           </w:rPr>
-          <w:instrText xml:space="preserve"> PAGEREF _Toc243920086 \h </w:instrText>
+          <w:instrText xml:space="preserve"> PAGEREF _Toc243922568 \h </w:instrText>
         </w:r>
         <w:r>
           <w:rPr>
@@ -3103,7 +3103,7 @@
           <w14:ligatures w14:val="standardContextual"/>
         </w:rPr>
       </w:pPr>
-      <w:hyperlink w:anchor="_Toc243920087" w:history="1">
+      <w:hyperlink w:anchor="_Toc243922569" w:history="1">
         <w:r>
           <w:rPr>
             <w:rStyle w:val="Hyperlink"/>
@@ -3138,7 +3138,7 @@
             <w:noProof/>
             <w:webHidden/>
           </w:rPr>
-          <w:instrText xml:space="preserve"> PAGEREF _Toc243920087 \h </w:instrText>
+          <w:instrText xml:space="preserve"> PAGEREF _Toc243922569 \h </w:instrText>
         </w:r>
         <w:r>
           <w:rPr>
@@ -3183,7 +3183,7 @@
       <w:pPr>
         <w:pStyle w:val="Heading1"/>
       </w:pPr>
-      <w:bookmarkStart w:id="0" w:name="_Toc243920088"/>
+      <w:bookmarkStart w:id="0" w:name="_Toc243922570"/>
       <w:r>
         <w:lastRenderedPageBreak/>
         <w:t>Presentación</w:t>
@@ -3202,7 +3202,7 @@
         <w:spacing w:line="480" w:lineRule="auto"/>
         <w:ind w:firstLine="0"/>
       </w:pPr>
-      <w:bookmarkStart w:id="1" w:name="_Toc243920069"/>
+      <w:bookmarkStart w:id="1" w:name="_Toc243922551"/>
       <w:r>
         <w:rPr>
           <w:sz w:val="24"/>
@@ -3266,6 +3266,7 @@
           <w:insideH w:val="nil"/>
           <w:insideV w:val="nil"/>
         </w:tblBorders>
+        <w:tblLayout w:type="fixed"/>
         <w:tblLook w:val="04A0" w:firstRow="1" w:lastRow="0" w:firstColumn="1" w:lastColumn="0" w:noHBand="0" w:noVBand="1"/>
       </w:tblPr>
       <w:tblGrid>
@@ -3576,7 +3577,7 @@
       <w:pPr>
         <w:pStyle w:val="Heading1"/>
       </w:pPr>
-      <w:bookmarkStart w:id="2" w:name="_Toc243920089"/>
+      <w:bookmarkStart w:id="2" w:name="_Toc243922571"/>
       <w:r>
         <w:lastRenderedPageBreak/>
         <w:t>Primeros pasos</w:t>
@@ -3587,7 +3588,7 @@
       <w:pPr>
         <w:pStyle w:val="Heading2"/>
       </w:pPr>
-      <w:bookmarkStart w:id="3" w:name="_Toc243920090"/>
+      <w:bookmarkStart w:id="3" w:name="_Toc243922572"/>
       <w:r>
         <w:t>La tienda</w:t>
       </w:r>
@@ -3605,7 +3606,7 @@
         <w:spacing w:line="480" w:lineRule="auto"/>
         <w:ind w:firstLine="0"/>
       </w:pPr>
-      <w:bookmarkStart w:id="4" w:name="_Toc243920072"/>
+      <w:bookmarkStart w:id="4" w:name="_Toc243922554"/>
       <w:r>
         <w:rPr>
           <w:sz w:val="24"/>
@@ -3665,7 +3666,7 @@
           <w:noProof/>
         </w:rPr>
         <w:drawing>
-          <wp:inline distT="0" distB="0" distL="0" distR="0" wp14:anchorId="6E3A6D71" wp14:editId="52856BC8">
+          <wp:inline distT="0" distB="0" distL="0" distR="0" wp14:anchorId="11536B49" wp14:editId="48479B92">
             <wp:extent cx="5400000" cy="3399707"/>
             <wp:effectExtent l="0" t="0" r="0" b="0"/>
             <wp:docPr id="2" name="Picture 2"/>
@@ -3713,7 +3714,7 @@
         <w:spacing w:line="480" w:lineRule="auto"/>
         <w:ind w:firstLine="0"/>
       </w:pPr>
-      <w:bookmarkStart w:id="5" w:name="_Toc243920073"/>
+      <w:bookmarkStart w:id="5" w:name="_Toc243922555"/>
       <w:r>
         <w:rPr>
           <w:sz w:val="24"/>
@@ -3774,7 +3775,7 @@
           <w:noProof/>
         </w:rPr>
         <w:drawing>
-          <wp:inline distT="0" distB="0" distL="0" distR="0" wp14:anchorId="6384A881" wp14:editId="73413653">
+          <wp:inline distT="0" distB="0" distL="0" distR="0" wp14:anchorId="7E2817E3" wp14:editId="63295639">
             <wp:extent cx="5400000" cy="3399707"/>
             <wp:effectExtent l="0" t="0" r="0" b="0"/>
             <wp:docPr id="3" name="Picture 3"/>
@@ -3814,7 +3815,7 @@
       <w:pPr>
         <w:pStyle w:val="Heading2"/>
       </w:pPr>
-      <w:bookmarkStart w:id="6" w:name="_Toc243920091"/>
+      <w:bookmarkStart w:id="6" w:name="_Toc243922573"/>
       <w:r>
         <w:t>Ingresar y salir</w:t>
       </w:r>
@@ -3859,7 +3860,7 @@
         <w:spacing w:line="480" w:lineRule="auto"/>
         <w:ind w:firstLine="0"/>
       </w:pPr>
-      <w:bookmarkStart w:id="7" w:name="_Toc243920074"/>
+      <w:bookmarkStart w:id="7" w:name="_Toc243922556"/>
       <w:r>
         <w:rPr>
           <w:sz w:val="24"/>
@@ -3920,7 +3921,7 @@
           <w:noProof/>
         </w:rPr>
         <w:drawing>
-          <wp:inline distT="0" distB="0" distL="0" distR="0" wp14:anchorId="27CE09B6" wp14:editId="265752D3">
+          <wp:inline distT="0" distB="0" distL="0" distR="0" wp14:anchorId="43DDC52A" wp14:editId="2DE1AAC9">
             <wp:extent cx="4680000" cy="2946413"/>
             <wp:effectExtent l="0" t="0" r="0" b="0"/>
             <wp:docPr id="4" name="Picture 4"/>
@@ -3971,7 +3972,7 @@
       <w:pPr>
         <w:pStyle w:val="Heading2"/>
       </w:pPr>
-      <w:bookmarkStart w:id="8" w:name="_Toc243920092"/>
+      <w:bookmarkStart w:id="8" w:name="_Toc243922574"/>
       <w:r>
         <w:t>Cambiar mi contraseña</w:t>
       </w:r>
@@ -3995,7 +3996,7 @@
         <w:spacing w:line="480" w:lineRule="auto"/>
         <w:ind w:firstLine="0"/>
       </w:pPr>
-      <w:bookmarkStart w:id="9" w:name="_Toc243920075"/>
+      <w:bookmarkStart w:id="9" w:name="_Toc243922557"/>
       <w:r>
         <w:rPr>
           <w:sz w:val="24"/>
@@ -4056,7 +4057,7 @@
           <w:noProof/>
         </w:rPr>
         <w:drawing>
-          <wp:inline distT="0" distB="0" distL="0" distR="0" wp14:anchorId="7F113BF8" wp14:editId="533698B2">
+          <wp:inline distT="0" distB="0" distL="0" distR="0" wp14:anchorId="4561A248" wp14:editId="4D9B8603">
             <wp:extent cx="4680000" cy="2946413"/>
             <wp:effectExtent l="0" t="0" r="0" b="0"/>
             <wp:docPr id="5" name="Picture 5"/>
@@ -4101,7 +4102,7 @@
       <w:pPr>
         <w:pStyle w:val="Heading1"/>
       </w:pPr>
-      <w:bookmarkStart w:id="10" w:name="_Toc243920093"/>
+      <w:bookmarkStart w:id="10" w:name="_Toc243922575"/>
       <w:r>
         <w:lastRenderedPageBreak/>
         <w:t>Secretaría de ventas</w:t>
@@ -4112,7 +4113,7 @@
       <w:pPr>
         <w:pStyle w:val="Heading2"/>
       </w:pPr>
-      <w:bookmarkStart w:id="11" w:name="_Toc243920094"/>
+      <w:bookmarkStart w:id="11" w:name="_Toc243922576"/>
       <w:r>
         <w:t>Prendas</w:t>
       </w:r>
@@ -4130,7 +4131,7 @@
         <w:spacing w:line="480" w:lineRule="auto"/>
         <w:ind w:firstLine="0"/>
       </w:pPr>
-      <w:bookmarkStart w:id="12" w:name="_Toc243920076"/>
+      <w:bookmarkStart w:id="12" w:name="_Toc243922558"/>
       <w:r>
         <w:rPr>
           <w:sz w:val="24"/>
@@ -4190,7 +4191,7 @@
           <w:noProof/>
         </w:rPr>
         <w:drawing>
-          <wp:inline distT="0" distB="0" distL="0" distR="0" wp14:anchorId="708CCB63" wp14:editId="6463964A">
+          <wp:inline distT="0" distB="0" distL="0" distR="0" wp14:anchorId="62710378" wp14:editId="249EFF64">
             <wp:extent cx="5400000" cy="4648902"/>
             <wp:effectExtent l="0" t="0" r="0" b="0"/>
             <wp:docPr id="6" name="Picture 6"/>
@@ -4233,7 +4234,7 @@
         <w:spacing w:line="480" w:lineRule="auto"/>
         <w:ind w:firstLine="0"/>
       </w:pPr>
-      <w:bookmarkStart w:id="13" w:name="_Toc243920077"/>
+      <w:bookmarkStart w:id="13" w:name="_Toc243922559"/>
       <w:r>
         <w:rPr>
           <w:sz w:val="24"/>
@@ -4294,7 +4295,7 @@
           <w:noProof/>
         </w:rPr>
         <w:drawing>
-          <wp:inline distT="0" distB="0" distL="0" distR="0" wp14:anchorId="5B898280" wp14:editId="45605EBD">
+          <wp:inline distT="0" distB="0" distL="0" distR="0" wp14:anchorId="02B86F48" wp14:editId="7891C95C">
             <wp:extent cx="5400000" cy="3399707"/>
             <wp:effectExtent l="0" t="0" r="0" b="0"/>
             <wp:docPr id="7" name="Picture 7"/>
@@ -4382,7 +4383,7 @@
       <w:pPr>
         <w:pStyle w:val="Heading2"/>
       </w:pPr>
-      <w:bookmarkStart w:id="14" w:name="_Toc243920095"/>
+      <w:bookmarkStart w:id="14" w:name="_Toc243922577"/>
       <w:r>
         <w:t>Socias</w:t>
       </w:r>
@@ -4400,7 +4401,7 @@
         <w:spacing w:line="480" w:lineRule="auto"/>
         <w:ind w:firstLine="0"/>
       </w:pPr>
-      <w:bookmarkStart w:id="15" w:name="_Toc243920078"/>
+      <w:bookmarkStart w:id="15" w:name="_Toc243922560"/>
       <w:r>
         <w:rPr>
           <w:sz w:val="24"/>
@@ -4461,7 +4462,7 @@
           <w:noProof/>
         </w:rPr>
         <w:drawing>
-          <wp:inline distT="0" distB="0" distL="0" distR="0" wp14:anchorId="1D1F4444" wp14:editId="538AA2BE">
+          <wp:inline distT="0" distB="0" distL="0" distR="0" wp14:anchorId="0BE6D513" wp14:editId="3188EDAE">
             <wp:extent cx="5400000" cy="3399707"/>
             <wp:effectExtent l="0" t="0" r="0" b="0"/>
             <wp:docPr id="8" name="Picture 8"/>
@@ -4501,7 +4502,7 @@
       <w:pPr>
         <w:pStyle w:val="Heading2"/>
       </w:pPr>
-      <w:bookmarkStart w:id="16" w:name="_Toc243920096"/>
+      <w:bookmarkStart w:id="16" w:name="_Toc243922578"/>
       <w:r>
         <w:t>Registrar una venta</w:t>
       </w:r>
@@ -4525,7 +4526,7 @@
       <w:pPr>
         <w:pStyle w:val="Heading2"/>
       </w:pPr>
-      <w:bookmarkStart w:id="17" w:name="_Toc243920097"/>
+      <w:bookmarkStart w:id="17" w:name="_Toc243922579"/>
       <w:r>
         <w:t>Recibir prendas de una socia (acopio con control de calidad)</w:t>
       </w:r>
@@ -4606,7 +4607,7 @@
         <w:spacing w:line="480" w:lineRule="auto"/>
         <w:ind w:firstLine="0"/>
       </w:pPr>
-      <w:bookmarkStart w:id="18" w:name="_Toc243920079"/>
+      <w:bookmarkStart w:id="18" w:name="_Toc243922561"/>
       <w:r>
         <w:rPr>
           <w:sz w:val="24"/>
@@ -4666,7 +4667,7 @@
           <w:noProof/>
         </w:rPr>
         <w:drawing>
-          <wp:inline distT="0" distB="0" distL="0" distR="0" wp14:anchorId="08923C27" wp14:editId="6D1A5192">
+          <wp:inline distT="0" distB="0" distL="0" distR="0" wp14:anchorId="6D12F364" wp14:editId="0B10329A">
             <wp:extent cx="5400000" cy="4664714"/>
             <wp:effectExtent l="0" t="0" r="0" b="0"/>
             <wp:docPr id="9" name="Picture 9"/>
@@ -4706,7 +4707,7 @@
       <w:pPr>
         <w:pStyle w:val="Heading2"/>
       </w:pPr>
-      <w:bookmarkStart w:id="19" w:name="_Toc243920098"/>
+      <w:bookmarkStart w:id="19" w:name="_Toc243922580"/>
       <w:r>
         <w:t>Pedidos de tiendas, hoteles y ferias</w:t>
       </w:r>
@@ -4733,7 +4734,7 @@
         <w:spacing w:line="480" w:lineRule="auto"/>
         <w:ind w:firstLine="0"/>
       </w:pPr>
-      <w:bookmarkStart w:id="20" w:name="_Toc243920080"/>
+      <w:bookmarkStart w:id="20" w:name="_Toc243922562"/>
       <w:r>
         <w:rPr>
           <w:sz w:val="24"/>
@@ -4794,7 +4795,7 @@
           <w:noProof/>
         </w:rPr>
         <w:drawing>
-          <wp:inline distT="0" distB="0" distL="0" distR="0" wp14:anchorId="25B85117" wp14:editId="2B0BAD5C">
+          <wp:inline distT="0" distB="0" distL="0" distR="0" wp14:anchorId="0771E762" wp14:editId="37C65F3D">
             <wp:extent cx="5400000" cy="3399707"/>
             <wp:effectExtent l="0" t="0" r="0" b="0"/>
             <wp:docPr id="10" name="Picture 10"/>
@@ -4837,7 +4838,7 @@
         <w:spacing w:line="480" w:lineRule="auto"/>
         <w:ind w:firstLine="0"/>
       </w:pPr>
-      <w:bookmarkStart w:id="21" w:name="_Toc243920070"/>
+      <w:bookmarkStart w:id="21" w:name="_Toc243922552"/>
       <w:r>
         <w:rPr>
           <w:sz w:val="24"/>
@@ -4901,6 +4902,7 @@
           <w:insideH w:val="nil"/>
           <w:insideV w:val="nil"/>
         </w:tblBorders>
+        <w:tblLayout w:type="fixed"/>
         <w:tblLook w:val="04A0" w:firstRow="1" w:lastRow="0" w:firstColumn="1" w:lastColumn="0" w:noHBand="0" w:noVBand="1"/>
       </w:tblPr>
       <w:tblGrid>
@@ -5158,7 +5160,7 @@
         <w:spacing w:line="480" w:lineRule="auto"/>
         <w:ind w:firstLine="0"/>
       </w:pPr>
-      <w:bookmarkStart w:id="22" w:name="_Toc243920081"/>
+      <w:bookmarkStart w:id="22" w:name="_Toc243922563"/>
       <w:r>
         <w:rPr>
           <w:sz w:val="24"/>
@@ -5219,7 +5221,7 @@
           <w:noProof/>
         </w:rPr>
         <w:drawing>
-          <wp:inline distT="0" distB="0" distL="0" distR="0" wp14:anchorId="7A065944" wp14:editId="609B8468">
+          <wp:inline distT="0" distB="0" distL="0" distR="0" wp14:anchorId="50406952" wp14:editId="5215578A">
             <wp:extent cx="5040000" cy="3173060"/>
             <wp:effectExtent l="0" t="0" r="0" b="0"/>
             <wp:docPr id="11" name="Picture 11"/>
@@ -5259,7 +5261,7 @@
       <w:pPr>
         <w:pStyle w:val="Heading2"/>
       </w:pPr>
-      <w:bookmarkStart w:id="23" w:name="_Toc243920099"/>
+      <w:bookmarkStart w:id="23" w:name="_Toc243922581"/>
       <w:r>
         <w:t>Pagar a las socias</w:t>
       </w:r>
@@ -5304,7 +5306,7 @@
         <w:spacing w:line="480" w:lineRule="auto"/>
         <w:ind w:firstLine="0"/>
       </w:pPr>
-      <w:bookmarkStart w:id="24" w:name="_Toc243920082"/>
+      <w:bookmarkStart w:id="24" w:name="_Toc243922564"/>
       <w:r>
         <w:rPr>
           <w:sz w:val="24"/>
@@ -5365,7 +5367,7 @@
           <w:noProof/>
         </w:rPr>
         <w:drawing>
-          <wp:inline distT="0" distB="0" distL="0" distR="0" wp14:anchorId="4933699D" wp14:editId="54679216">
+          <wp:inline distT="0" distB="0" distL="0" distR="0" wp14:anchorId="17CC206D" wp14:editId="0D04C088">
             <wp:extent cx="5400000" cy="4289165"/>
             <wp:effectExtent l="0" t="0" r="0" b="0"/>
             <wp:docPr id="12" name="Picture 12"/>
@@ -5405,7 +5407,7 @@
       <w:pPr>
         <w:pStyle w:val="Heading2"/>
       </w:pPr>
-      <w:bookmarkStart w:id="25" w:name="_Toc243920100"/>
+      <w:bookmarkStart w:id="25" w:name="_Toc243922582"/>
       <w:r>
         <w:t>Reportes</w:t>
       </w:r>
@@ -5423,7 +5425,7 @@
         <w:spacing w:line="480" w:lineRule="auto"/>
         <w:ind w:firstLine="0"/>
       </w:pPr>
-      <w:bookmarkStart w:id="26" w:name="_Toc243920083"/>
+      <w:bookmarkStart w:id="26" w:name="_Toc243922565"/>
       <w:r>
         <w:rPr>
           <w:sz w:val="24"/>
@@ -5484,7 +5486,7 @@
           <w:noProof/>
         </w:rPr>
         <w:drawing>
-          <wp:inline distT="0" distB="0" distL="0" distR="0" wp14:anchorId="245C3EF8" wp14:editId="01E875EE">
+          <wp:inline distT="0" distB="0" distL="0" distR="0" wp14:anchorId="0A5AC719" wp14:editId="5794CB91">
             <wp:extent cx="5400000" cy="4585652"/>
             <wp:effectExtent l="0" t="0" r="0" b="0"/>
             <wp:docPr id="13" name="Picture 13"/>
@@ -5529,7 +5531,7 @@
       <w:pPr>
         <w:pStyle w:val="Heading1"/>
       </w:pPr>
-      <w:bookmarkStart w:id="27" w:name="_Toc243920101"/>
+      <w:bookmarkStart w:id="27" w:name="_Toc243922583"/>
       <w:r>
         <w:lastRenderedPageBreak/>
         <w:t>Directiva (administración)</w:t>
@@ -5540,7 +5542,7 @@
       <w:pPr>
         <w:pStyle w:val="Heading2"/>
       </w:pPr>
-      <w:bookmarkStart w:id="28" w:name="_Toc243920102"/>
+      <w:bookmarkStart w:id="28" w:name="_Toc243922584"/>
       <w:r>
         <w:t>Usuarios y roles</w:t>
       </w:r>
@@ -5558,7 +5560,7 @@
         <w:spacing w:line="480" w:lineRule="auto"/>
         <w:ind w:firstLine="0"/>
       </w:pPr>
-      <w:bookmarkStart w:id="29" w:name="_Toc243920084"/>
+      <w:bookmarkStart w:id="29" w:name="_Toc243922566"/>
       <w:r>
         <w:rPr>
           <w:sz w:val="24"/>
@@ -5618,7 +5620,7 @@
           <w:noProof/>
         </w:rPr>
         <w:drawing>
-          <wp:inline distT="0" distB="0" distL="0" distR="0" wp14:anchorId="4E00EA07" wp14:editId="141EDBB9">
+          <wp:inline distT="0" distB="0" distL="0" distR="0" wp14:anchorId="02527071" wp14:editId="2FB04EB5">
             <wp:extent cx="5400000" cy="3399707"/>
             <wp:effectExtent l="0" t="0" r="0" b="0"/>
             <wp:docPr id="14" name="Picture 14"/>
@@ -5658,7 +5660,7 @@
       <w:pPr>
         <w:pStyle w:val="Heading2"/>
       </w:pPr>
-      <w:bookmarkStart w:id="30" w:name="_Toc243920103"/>
+      <w:bookmarkStart w:id="30" w:name="_Toc243922585"/>
       <w:r>
         <w:t>Tokens para otros sistemas</w:t>
       </w:r>
@@ -5685,7 +5687,7 @@
         <w:spacing w:line="480" w:lineRule="auto"/>
         <w:ind w:firstLine="0"/>
       </w:pPr>
-      <w:bookmarkStart w:id="31" w:name="_Toc243920085"/>
+      <w:bookmarkStart w:id="31" w:name="_Toc243922567"/>
       <w:r>
         <w:rPr>
           <w:sz w:val="24"/>
@@ -5746,7 +5748,7 @@
           <w:noProof/>
         </w:rPr>
         <w:drawing>
-          <wp:inline distT="0" distB="0" distL="0" distR="0" wp14:anchorId="7EE01621" wp14:editId="75BDEC97">
+          <wp:inline distT="0" distB="0" distL="0" distR="0" wp14:anchorId="19C83D51" wp14:editId="31E50273">
             <wp:extent cx="5400000" cy="3399707"/>
             <wp:effectExtent l="0" t="0" r="0" b="0"/>
             <wp:docPr id="15" name="Picture 15"/>
@@ -5791,7 +5793,7 @@
       <w:pPr>
         <w:pStyle w:val="Heading1"/>
       </w:pPr>
-      <w:bookmarkStart w:id="32" w:name="_Toc243920104"/>
+      <w:bookmarkStart w:id="32" w:name="_Toc243922586"/>
       <w:r>
         <w:lastRenderedPageBreak/>
         <w:t>Socias</w:t>
@@ -5819,7 +5821,7 @@
         <w:spacing w:line="480" w:lineRule="auto"/>
         <w:ind w:firstLine="0"/>
       </w:pPr>
-      <w:bookmarkStart w:id="33" w:name="_Toc243920086"/>
+      <w:bookmarkStart w:id="33" w:name="_Toc243922568"/>
       <w:r>
         <w:rPr>
           <w:sz w:val="24"/>
@@ -5879,7 +5881,7 @@
           <w:noProof/>
         </w:rPr>
         <w:drawing>
-          <wp:inline distT="0" distB="0" distL="0" distR="0" wp14:anchorId="122A5FC2" wp14:editId="7EA85589">
+          <wp:inline distT="0" distB="0" distL="0" distR="0" wp14:anchorId="399BCE32" wp14:editId="29421487">
             <wp:extent cx="5400000" cy="3399707"/>
             <wp:effectExtent l="0" t="0" r="0" b="0"/>
             <wp:docPr id="16" name="Picture 16"/>
@@ -5924,7 +5926,7 @@
       <w:pPr>
         <w:pStyle w:val="Heading1"/>
       </w:pPr>
-      <w:bookmarkStart w:id="34" w:name="_Toc243920105"/>
+      <w:bookmarkStart w:id="34" w:name="_Toc243922587"/>
       <w:r>
         <w:lastRenderedPageBreak/>
         <w:t>Preguntas frecuentes</w:t>
@@ -5938,7 +5940,7 @@
         <w:spacing w:line="480" w:lineRule="auto"/>
         <w:ind w:firstLine="0"/>
       </w:pPr>
-      <w:bookmarkStart w:id="35" w:name="_Toc243920071"/>
+      <w:bookmarkStart w:id="35" w:name="_Toc243922553"/>
       <w:r>
         <w:rPr>
           <w:sz w:val="24"/>
@@ -6002,6 +6004,7 @@
           <w:insideH w:val="nil"/>
           <w:insideV w:val="nil"/>
         </w:tblBorders>
+        <w:tblLayout w:type="fixed"/>
         <w:tblLook w:val="04A0" w:firstRow="1" w:lastRow="0" w:firstColumn="1" w:lastColumn="0" w:noHBand="0" w:noVBand="1"/>
       </w:tblPr>
       <w:tblGrid>
@@ -6337,7 +6340,7 @@
         <w:spacing w:line="480" w:lineRule="auto"/>
         <w:ind w:firstLine="0"/>
       </w:pPr>
-      <w:bookmarkStart w:id="36" w:name="_Toc243920087"/>
+      <w:bookmarkStart w:id="36" w:name="_Toc243922569"/>
       <w:r>
         <w:rPr>
           <w:sz w:val="24"/>
@@ -6398,7 +6401,7 @@
           <w:noProof/>
         </w:rPr>
         <w:drawing>
-          <wp:inline distT="0" distB="0" distL="0" distR="0" wp14:anchorId="1AE67497" wp14:editId="1613763C">
+          <wp:inline distT="0" distB="0" distL="0" distR="0" wp14:anchorId="671A5A01" wp14:editId="78FBC5D5">
             <wp:extent cx="2160000" cy="4674462"/>
             <wp:effectExtent l="0" t="0" r="0" b="0"/>
             <wp:docPr id="17" name="Picture 17"/>
